--- a/results2/table_01_descriptive_statistics.docx
+++ b/results2/table_01_descriptive_statistics.docx
@@ -138,19 +138,19 @@
               <w:jc w:val="left"/>
             </w:pPr>
             <w:r>
-              <w:t xml:space="preserve">ln_sales</w:t>
-            </w:r>
-          </w:p>
-        </w:tc>
-        <w:tc>
-          <w:tcPr/>
-          <w:p>
-            <w:pPr>
-              <w:pStyle w:val="Compact"/>
-              <w:jc w:val="left"/>
-            </w:pPr>
-            <w:r>
-              <w:t xml:space="preserve">5951</w:t>
+              <w:t xml:space="preserve">ln_sales_per_worker</w:t>
+            </w:r>
+          </w:p>
+        </w:tc>
+        <w:tc>
+          <w:tcPr/>
+          <w:p>
+            <w:pPr>
+              <w:pStyle w:val="Compact"/>
+              <w:jc w:val="left"/>
+            </w:pPr>
+            <w:r>
+              <w:t xml:space="preserve">6840</w:t>
             </w:r>
           </w:p>
         </w:tc>
@@ -174,55 +174,55 @@
               <w:jc w:val="left"/>
             </w:pPr>
             <w:r>
-              <w:t xml:space="preserve">17.0</w:t>
-            </w:r>
-          </w:p>
-        </w:tc>
-        <w:tc>
-          <w:tcPr/>
-          <w:p>
-            <w:pPr>
-              <w:pStyle w:val="Compact"/>
-              <w:jc w:val="left"/>
-            </w:pPr>
-            <w:r>
-              <w:t xml:space="preserve">3.2</w:t>
-            </w:r>
-          </w:p>
-        </w:tc>
-        <w:tc>
-          <w:tcPr/>
-          <w:p>
-            <w:pPr>
-              <w:pStyle w:val="Compact"/>
-              <w:jc w:val="left"/>
-            </w:pPr>
-            <w:r>
-              <w:t xml:space="preserve">10.6</w:t>
-            </w:r>
-          </w:p>
-        </w:tc>
-        <w:tc>
-          <w:tcPr/>
-          <w:p>
-            <w:pPr>
-              <w:pStyle w:val="Compact"/>
-              <w:jc w:val="left"/>
-            </w:pPr>
-            <w:r>
-              <w:t xml:space="preserve">16.7</w:t>
-            </w:r>
-          </w:p>
-        </w:tc>
-        <w:tc>
-          <w:tcPr/>
-          <w:p>
-            <w:pPr>
-              <w:pStyle w:val="Compact"/>
-              <w:jc w:val="left"/>
-            </w:pPr>
-            <w:r>
-              <w:t xml:space="preserve">25.1</w:t>
+              <w:t xml:space="preserve">13.9</w:t>
+            </w:r>
+          </w:p>
+        </w:tc>
+        <w:tc>
+          <w:tcPr/>
+          <w:p>
+            <w:pPr>
+              <w:pStyle w:val="Compact"/>
+              <w:jc w:val="left"/>
+            </w:pPr>
+            <w:r>
+              <w:t xml:space="preserve">2.9</w:t>
+            </w:r>
+          </w:p>
+        </w:tc>
+        <w:tc>
+          <w:tcPr/>
+          <w:p>
+            <w:pPr>
+              <w:pStyle w:val="Compact"/>
+              <w:jc w:val="left"/>
+            </w:pPr>
+            <w:r>
+              <w:t xml:space="preserve">8.4</w:t>
+            </w:r>
+          </w:p>
+        </w:tc>
+        <w:tc>
+          <w:tcPr/>
+          <w:p>
+            <w:pPr>
+              <w:pStyle w:val="Compact"/>
+              <w:jc w:val="left"/>
+            </w:pPr>
+            <w:r>
+              <w:t xml:space="preserve">13.4</w:t>
+            </w:r>
+          </w:p>
+        </w:tc>
+        <w:tc>
+          <w:tcPr/>
+          <w:p>
+            <w:pPr>
+              <w:pStyle w:val="Compact"/>
+              <w:jc w:val="left"/>
+            </w:pPr>
+            <w:r>
+              <w:t xml:space="preserve">20.2</w:t>
             </w:r>
           </w:p>
         </w:tc>
@@ -244,19 +244,19 @@
               <w:jc w:val="left"/>
             </w:pPr>
             <w:r>
-              <w:t xml:space="preserve">ln_employees</w:t>
-            </w:r>
-          </w:p>
-        </w:tc>
-        <w:tc>
-          <w:tcPr/>
-          <w:p>
-            <w:pPr>
-              <w:pStyle w:val="Compact"/>
-              <w:jc w:val="left"/>
-            </w:pPr>
-            <w:r>
-              <w:t xml:space="preserve">2187</w:t>
+              <w:t xml:space="preserve">ln_sales</w:t>
+            </w:r>
+          </w:p>
+        </w:tc>
+        <w:tc>
+          <w:tcPr/>
+          <w:p>
+            <w:pPr>
+              <w:pStyle w:val="Compact"/>
+              <w:jc w:val="left"/>
+            </w:pPr>
+            <w:r>
+              <w:t xml:space="preserve">3348</w:t>
             </w:r>
           </w:p>
         </w:tc>
@@ -280,6 +280,18 @@
               <w:jc w:val="left"/>
             </w:pPr>
             <w:r>
+              <w:t xml:space="preserve">17.6</w:t>
+            </w:r>
+          </w:p>
+        </w:tc>
+        <w:tc>
+          <w:tcPr/>
+          <w:p>
+            <w:pPr>
+              <w:pStyle w:val="Compact"/>
+              <w:jc w:val="left"/>
+            </w:pPr>
+            <w:r>
               <w:t xml:space="preserve">3.4</w:t>
             </w:r>
           </w:p>
@@ -292,43 +304,31 @@
               <w:jc w:val="left"/>
             </w:pPr>
             <w:r>
-              <w:t xml:space="preserve">1.3</w:t>
-            </w:r>
-          </w:p>
-        </w:tc>
-        <w:tc>
-          <w:tcPr/>
-          <w:p>
-            <w:pPr>
-              <w:pStyle w:val="Compact"/>
-              <w:jc w:val="left"/>
-            </w:pPr>
-            <w:r>
-              <w:t xml:space="preserve">0.0</w:t>
-            </w:r>
-          </w:p>
-        </w:tc>
-        <w:tc>
-          <w:tcPr/>
-          <w:p>
-            <w:pPr>
-              <w:pStyle w:val="Compact"/>
-              <w:jc w:val="left"/>
-            </w:pPr>
-            <w:r>
-              <w:t xml:space="preserve">3.1</w:t>
-            </w:r>
-          </w:p>
-        </w:tc>
-        <w:tc>
-          <w:tcPr/>
-          <w:p>
-            <w:pPr>
-              <w:pStyle w:val="Compact"/>
-              <w:jc w:val="left"/>
-            </w:pPr>
-            <w:r>
-              <w:t xml:space="preserve">10.1</w:t>
+              <w:t xml:space="preserve">10.6</w:t>
+            </w:r>
+          </w:p>
+        </w:tc>
+        <w:tc>
+          <w:tcPr/>
+          <w:p>
+            <w:pPr>
+              <w:pStyle w:val="Compact"/>
+              <w:jc w:val="left"/>
+            </w:pPr>
+            <w:r>
+              <w:t xml:space="preserve">17.3</w:t>
+            </w:r>
+          </w:p>
+        </w:tc>
+        <w:tc>
+          <w:tcPr/>
+          <w:p>
+            <w:pPr>
+              <w:pStyle w:val="Compact"/>
+              <w:jc w:val="left"/>
+            </w:pPr>
+            <w:r>
+              <w:t xml:space="preserve">25.1</w:t>
             </w:r>
           </w:p>
         </w:tc>
@@ -350,19 +350,19 @@
               <w:jc w:val="left"/>
             </w:pPr>
             <w:r>
-              <w:t xml:space="preserve">high_competition</w:t>
-            </w:r>
-          </w:p>
-        </w:tc>
-        <w:tc>
-          <w:tcPr/>
-          <w:p>
-            <w:pPr>
-              <w:pStyle w:val="Compact"/>
-              <w:jc w:val="left"/>
-            </w:pPr>
-            <w:r>
-              <w:t xml:space="preserve">2</w:t>
+              <w:t xml:space="preserve">competition_intensity</w:t>
+            </w:r>
+          </w:p>
+        </w:tc>
+        <w:tc>
+          <w:tcPr/>
+          <w:p>
+            <w:pPr>
+              <w:pStyle w:val="Compact"/>
+              <w:jc w:val="left"/>
+            </w:pPr>
+            <w:r>
+              <w:t xml:space="preserve">4</w:t>
             </w:r>
           </w:p>
         </w:tc>
@@ -386,19 +386,19 @@
               <w:jc w:val="left"/>
             </w:pPr>
             <w:r>
-              <w:t xml:space="preserve">0.6</w:t>
-            </w:r>
-          </w:p>
-        </w:tc>
-        <w:tc>
-          <w:tcPr/>
-          <w:p>
-            <w:pPr>
-              <w:pStyle w:val="Compact"/>
-              <w:jc w:val="left"/>
-            </w:pPr>
-            <w:r>
-              <w:t xml:space="preserve">0.5</w:t>
+              <w:t xml:space="preserve">2.5</w:t>
+            </w:r>
+          </w:p>
+        </w:tc>
+        <w:tc>
+          <w:tcPr/>
+          <w:p>
+            <w:pPr>
+              <w:pStyle w:val="Compact"/>
+              <w:jc w:val="left"/>
+            </w:pPr>
+            <w:r>
+              <w:t xml:space="preserve">0.8</w:t>
             </w:r>
           </w:p>
         </w:tc>
@@ -422,19 +422,19 @@
               <w:jc w:val="left"/>
             </w:pPr>
             <w:r>
-              <w:t xml:space="preserve">1.0</w:t>
-            </w:r>
-          </w:p>
-        </w:tc>
-        <w:tc>
-          <w:tcPr/>
-          <w:p>
-            <w:pPr>
-              <w:pStyle w:val="Compact"/>
-              <w:jc w:val="left"/>
-            </w:pPr>
-            <w:r>
-              <w:t xml:space="preserve">1.0</w:t>
+              <w:t xml:space="preserve">3.0</w:t>
+            </w:r>
+          </w:p>
+        </w:tc>
+        <w:tc>
+          <w:tcPr/>
+          <w:p>
+            <w:pPr>
+              <w:pStyle w:val="Compact"/>
+              <w:jc w:val="left"/>
+            </w:pPr>
+            <w:r>
+              <w:t xml:space="preserve">3.0</w:t>
             </w:r>
           </w:p>
         </w:tc>
@@ -456,7 +456,19 @@
               <w:jc w:val="left"/>
             </w:pPr>
             <w:r>
-              <w:t xml:space="preserve">competition_intensity</w:t>
+              <w:t xml:space="preserve">informal_competition</w:t>
+            </w:r>
+          </w:p>
+        </w:tc>
+        <w:tc>
+          <w:tcPr/>
+          <w:p>
+            <w:pPr>
+              <w:pStyle w:val="Compact"/>
+              <w:jc w:val="left"/>
+            </w:pPr>
+            <w:r>
+              <w:t xml:space="preserve">3</w:t>
             </w:r>
           </w:p>
         </w:tc>
@@ -480,31 +492,19 @@
               <w:jc w:val="left"/>
             </w:pPr>
             <w:r>
-              <w:t xml:space="preserve">0</w:t>
-            </w:r>
-          </w:p>
-        </w:tc>
-        <w:tc>
-          <w:tcPr/>
-          <w:p>
-            <w:pPr>
-              <w:pStyle w:val="Compact"/>
-              <w:jc w:val="left"/>
-            </w:pPr>
-            <w:r>
-              <w:t xml:space="preserve">2.5</w:t>
-            </w:r>
-          </w:p>
-        </w:tc>
-        <w:tc>
-          <w:tcPr/>
-          <w:p>
-            <w:pPr>
-              <w:pStyle w:val="Compact"/>
-              <w:jc w:val="left"/>
-            </w:pPr>
-            <w:r>
-              <w:t xml:space="preserve">0.8</w:t>
+              <w:t xml:space="preserve">0.6</w:t>
+            </w:r>
+          </w:p>
+        </w:tc>
+        <w:tc>
+          <w:tcPr/>
+          <w:p>
+            <w:pPr>
+              <w:pStyle w:val="Compact"/>
+              <w:jc w:val="left"/>
+            </w:pPr>
+            <w:r>
+              <w:t xml:space="preserve">0.5</w:t>
             </w:r>
           </w:p>
         </w:tc>
@@ -528,19 +528,19 @@
               <w:jc w:val="left"/>
             </w:pPr>
             <w:r>
-              <w:t xml:space="preserve">3.0</w:t>
-            </w:r>
-          </w:p>
-        </w:tc>
-        <w:tc>
-          <w:tcPr/>
-          <w:p>
-            <w:pPr>
-              <w:pStyle w:val="Compact"/>
-              <w:jc w:val="left"/>
-            </w:pPr>
-            <w:r>
-              <w:t xml:space="preserve">3.0</w:t>
+              <w:t xml:space="preserve">1.0</w:t>
+            </w:r>
+          </w:p>
+        </w:tc>
+        <w:tc>
+          <w:tcPr/>
+          <w:p>
+            <w:pPr>
+              <w:pStyle w:val="Compact"/>
+              <w:jc w:val="left"/>
+            </w:pPr>
+            <w:r>
+              <w:t xml:space="preserve">1.0</w:t>
             </w:r>
           </w:p>
         </w:tc>
@@ -562,7 +562,19 @@
               <w:jc w:val="left"/>
             </w:pPr>
             <w:r>
-              <w:t xml:space="preserve">informal_competition</w:t>
+              <w:t xml:space="preserve">informal_obstacle</w:t>
+            </w:r>
+          </w:p>
+        </w:tc>
+        <w:tc>
+          <w:tcPr/>
+          <w:p>
+            <w:pPr>
+              <w:pStyle w:val="Compact"/>
+              <w:jc w:val="left"/>
+            </w:pPr>
+            <w:r>
+              <w:t xml:space="preserve">6</w:t>
             </w:r>
           </w:p>
         </w:tc>
@@ -586,31 +598,19 @@
               <w:jc w:val="left"/>
             </w:pPr>
             <w:r>
-              <w:t xml:space="preserve">35</w:t>
-            </w:r>
-          </w:p>
-        </w:tc>
-        <w:tc>
-          <w:tcPr/>
-          <w:p>
-            <w:pPr>
-              <w:pStyle w:val="Compact"/>
-              <w:jc w:val="left"/>
-            </w:pPr>
-            <w:r>
-              <w:t xml:space="preserve">0.6</w:t>
-            </w:r>
-          </w:p>
-        </w:tc>
-        <w:tc>
-          <w:tcPr/>
-          <w:p>
-            <w:pPr>
-              <w:pStyle w:val="Compact"/>
-              <w:jc w:val="left"/>
-            </w:pPr>
-            <w:r>
-              <w:t xml:space="preserve">0.5</w:t>
+              <w:t xml:space="preserve">1.8</w:t>
+            </w:r>
+          </w:p>
+        </w:tc>
+        <w:tc>
+          <w:tcPr/>
+          <w:p>
+            <w:pPr>
+              <w:pStyle w:val="Compact"/>
+              <w:jc w:val="left"/>
+            </w:pPr>
+            <w:r>
+              <w:t xml:space="preserve">1.4</w:t>
             </w:r>
           </w:p>
         </w:tc>
@@ -634,19 +634,19 @@
               <w:jc w:val="left"/>
             </w:pPr>
             <w:r>
-              <w:t xml:space="preserve">1.0</w:t>
-            </w:r>
-          </w:p>
-        </w:tc>
-        <w:tc>
-          <w:tcPr/>
-          <w:p>
-            <w:pPr>
-              <w:pStyle w:val="Compact"/>
-              <w:jc w:val="left"/>
-            </w:pPr>
-            <w:r>
-              <w:t xml:space="preserve">1.0</w:t>
+              <w:t xml:space="preserve">2.0</w:t>
+            </w:r>
+          </w:p>
+        </w:tc>
+        <w:tc>
+          <w:tcPr/>
+          <w:p>
+            <w:pPr>
+              <w:pStyle w:val="Compact"/>
+              <w:jc w:val="left"/>
+            </w:pPr>
+            <w:r>
+              <w:t xml:space="preserve">4.0</w:t>
             </w:r>
           </w:p>
         </w:tc>
@@ -668,43 +668,55 @@
               <w:jc w:val="left"/>
             </w:pPr>
             <w:r>
-              <w:t xml:space="preserve">informal_obstacle</w:t>
-            </w:r>
-          </w:p>
-        </w:tc>
-        <w:tc>
-          <w:tcPr/>
-          <w:p>
-            <w:pPr>
-              <w:pStyle w:val="Compact"/>
-              <w:jc w:val="left"/>
-            </w:pPr>
-            <w:r>
-              <w:t xml:space="preserve">6</w:t>
-            </w:r>
-          </w:p>
-        </w:tc>
-        <w:tc>
-          <w:tcPr/>
-          <w:p>
-            <w:pPr>
-              <w:pStyle w:val="Compact"/>
-              <w:jc w:val="left"/>
-            </w:pPr>
-            <w:r>
-              <w:t xml:space="preserve">2</w:t>
-            </w:r>
-          </w:p>
-        </w:tc>
-        <w:tc>
-          <w:tcPr/>
-          <w:p>
-            <w:pPr>
-              <w:pStyle w:val="Compact"/>
-              <w:jc w:val="left"/>
-            </w:pPr>
-            <w:r>
-              <w:t xml:space="preserve">1.8</w:t>
+              <w:t xml:space="preserve">ln_employees</w:t>
+            </w:r>
+          </w:p>
+        </w:tc>
+        <w:tc>
+          <w:tcPr/>
+          <w:p>
+            <w:pPr>
+              <w:pStyle w:val="Compact"/>
+              <w:jc w:val="left"/>
+            </w:pPr>
+            <w:r>
+              <w:t xml:space="preserve">1515</w:t>
+            </w:r>
+          </w:p>
+        </w:tc>
+        <w:tc>
+          <w:tcPr/>
+          <w:p>
+            <w:pPr>
+              <w:pStyle w:val="Compact"/>
+              <w:jc w:val="left"/>
+            </w:pPr>
+            <w:r>
+              <w:t xml:space="preserve">0</w:t>
+            </w:r>
+          </w:p>
+        </w:tc>
+        <w:tc>
+          <w:tcPr/>
+          <w:p>
+            <w:pPr>
+              <w:pStyle w:val="Compact"/>
+              <w:jc w:val="left"/>
+            </w:pPr>
+            <w:r>
+              <w:t xml:space="preserve">3.7</w:t>
+            </w:r>
+          </w:p>
+        </w:tc>
+        <w:tc>
+          <w:tcPr/>
+          <w:p>
+            <w:pPr>
+              <w:pStyle w:val="Compact"/>
+              <w:jc w:val="left"/>
+            </w:pPr>
+            <w:r>
+              <w:t xml:space="preserve">1.3</w:t>
             </w:r>
           </w:p>
         </w:tc>
@@ -728,31 +740,19 @@
               <w:jc w:val="left"/>
             </w:pPr>
             <w:r>
-              <w:t xml:space="preserve">0.0</w:t>
-            </w:r>
-          </w:p>
-        </w:tc>
-        <w:tc>
-          <w:tcPr/>
-          <w:p>
-            <w:pPr>
-              <w:pStyle w:val="Compact"/>
-              <w:jc w:val="left"/>
-            </w:pPr>
-            <w:r>
-              <w:t xml:space="preserve">2.0</w:t>
-            </w:r>
-          </w:p>
-        </w:tc>
-        <w:tc>
-          <w:tcPr/>
-          <w:p>
-            <w:pPr>
-              <w:pStyle w:val="Compact"/>
-              <w:jc w:val="left"/>
-            </w:pPr>
-            <w:r>
-              <w:t xml:space="preserve">4.0</w:t>
+              <w:t xml:space="preserve">3.5</w:t>
+            </w:r>
+          </w:p>
+        </w:tc>
+        <w:tc>
+          <w:tcPr/>
+          <w:p>
+            <w:pPr>
+              <w:pStyle w:val="Compact"/>
+              <w:jc w:val="left"/>
+            </w:pPr>
+            <w:r>
+              <w:t xml:space="preserve">7.1</w:t>
             </w:r>
           </w:p>
         </w:tc>
@@ -786,31 +786,31 @@
               <w:jc w:val="left"/>
             </w:pPr>
             <w:r>
-              <w:t xml:space="preserve">81</w:t>
-            </w:r>
-          </w:p>
-        </w:tc>
-        <w:tc>
-          <w:tcPr/>
-          <w:p>
-            <w:pPr>
-              <w:pStyle w:val="Compact"/>
-              <w:jc w:val="left"/>
-            </w:pPr>
-            <w:r>
-              <w:t xml:space="preserve">55</w:t>
-            </w:r>
-          </w:p>
-        </w:tc>
-        <w:tc>
-          <w:tcPr/>
-          <w:p>
-            <w:pPr>
-              <w:pStyle w:val="Compact"/>
-              <w:jc w:val="left"/>
-            </w:pPr>
-            <w:r>
-              <w:t xml:space="preserve">20.9</w:t>
+              <w:t xml:space="preserve">80</w:t>
+            </w:r>
+          </w:p>
+        </w:tc>
+        <w:tc>
+          <w:tcPr/>
+          <w:p>
+            <w:pPr>
+              <w:pStyle w:val="Compact"/>
+              <w:jc w:val="left"/>
+            </w:pPr>
+            <w:r>
+              <w:t xml:space="preserve">0</w:t>
+            </w:r>
+          </w:p>
+        </w:tc>
+        <w:tc>
+          <w:tcPr/>
+          <w:p>
+            <w:pPr>
+              <w:pStyle w:val="Compact"/>
+              <w:jc w:val="left"/>
+            </w:pPr>
+            <w:r>
+              <w:t xml:space="preserve">21.0</w:t>
             </w:r>
           </w:p>
         </w:tc>
@@ -892,43 +892,43 @@
               <w:jc w:val="left"/>
             </w:pPr>
             <w:r>
-              <w:t xml:space="preserve">51</w:t>
-            </w:r>
-          </w:p>
-        </w:tc>
-        <w:tc>
-          <w:tcPr/>
-          <w:p>
-            <w:pPr>
-              <w:pStyle w:val="Compact"/>
-              <w:jc w:val="left"/>
-            </w:pPr>
-            <w:r>
-              <w:t xml:space="preserve">1</w:t>
-            </w:r>
-          </w:p>
-        </w:tc>
-        <w:tc>
-          <w:tcPr/>
-          <w:p>
-            <w:pPr>
-              <w:pStyle w:val="Compact"/>
-              <w:jc w:val="left"/>
-            </w:pPr>
-            <w:r>
-              <w:t xml:space="preserve">19.0</w:t>
-            </w:r>
-          </w:p>
-        </w:tc>
-        <w:tc>
-          <w:tcPr/>
-          <w:p>
-            <w:pPr>
-              <w:pStyle w:val="Compact"/>
-              <w:jc w:val="left"/>
-            </w:pPr>
-            <w:r>
-              <w:t xml:space="preserve">11.7</w:t>
+              <w:t xml:space="preserve">50</w:t>
+            </w:r>
+          </w:p>
+        </w:tc>
+        <w:tc>
+          <w:tcPr/>
+          <w:p>
+            <w:pPr>
+              <w:pStyle w:val="Compact"/>
+              <w:jc w:val="left"/>
+            </w:pPr>
+            <w:r>
+              <w:t xml:space="preserve">0</w:t>
+            </w:r>
+          </w:p>
+        </w:tc>
+        <w:tc>
+          <w:tcPr/>
+          <w:p>
+            <w:pPr>
+              <w:pStyle w:val="Compact"/>
+              <w:jc w:val="left"/>
+            </w:pPr>
+            <w:r>
+              <w:t xml:space="preserve">20.3</w:t>
+            </w:r>
+          </w:p>
+        </w:tc>
+        <w:tc>
+          <w:tcPr/>
+          <w:p>
+            <w:pPr>
+              <w:pStyle w:val="Compact"/>
+              <w:jc w:val="left"/>
+            </w:pPr>
+            <w:r>
+              <w:t xml:space="preserve">11.8</w:t>
             </w:r>
           </w:p>
         </w:tc>
@@ -952,7 +952,7 @@
               <w:jc w:val="left"/>
             </w:pPr>
             <w:r>
-              <w:t xml:space="preserve">17.0</w:t>
+              <w:t xml:space="preserve">20.0</w:t>
             </w:r>
           </w:p>
         </w:tc>

--- a/results2/table_01_descriptive_statistics.docx
+++ b/results2/table_01_descriptive_statistics.docx
@@ -5,20 +5,20 @@
     <w:tbl>
       <w:tblPr>
         <w:tblStyle w:val="Table"/>
-        <w:tblW w:type="pct" w:w="4663"/>
+        <w:tblW w:type="pct" w:w="4660"/>
         <w:tblLayout w:type="fixed"/>
         <w:tblLook w:firstRow="1" w:lastRow="0" w:firstColumn="0" w:lastColumn="0" w:noHBand="0" w:noVBand="0" w:val="0020"/>
       </w:tblPr>
       <w:tblGrid>
-        <w:gridCol w:w="1827"/>
-        <w:gridCol w:w="685"/>
-        <w:gridCol w:w="1142"/>
-        <w:gridCol w:w="533"/>
-        <w:gridCol w:w="533"/>
-        <w:gridCol w:w="533"/>
-        <w:gridCol w:w="685"/>
-        <w:gridCol w:w="533"/>
-        <w:gridCol w:w="913"/>
+        <w:gridCol w:w="1845"/>
+        <w:gridCol w:w="692"/>
+        <w:gridCol w:w="1153"/>
+        <w:gridCol w:w="538"/>
+        <w:gridCol w:w="538"/>
+        <w:gridCol w:w="461"/>
+        <w:gridCol w:w="692"/>
+        <w:gridCol w:w="538"/>
+        <w:gridCol w:w="922"/>
       </w:tblGrid>
       <w:tr>
         <w:trPr>
@@ -138,19 +138,19 @@
               <w:jc w:val="left"/>
             </w:pPr>
             <w:r>
-              <w:t xml:space="preserve">ln_sales_per_worker</w:t>
-            </w:r>
-          </w:p>
-        </w:tc>
-        <w:tc>
-          <w:tcPr/>
-          <w:p>
-            <w:pPr>
-              <w:pStyle w:val="Compact"/>
-              <w:jc w:val="left"/>
-            </w:pPr>
-            <w:r>
-              <w:t xml:space="preserve">6840</w:t>
+              <w:t xml:space="preserve">ln_sales</w:t>
+            </w:r>
+          </w:p>
+        </w:tc>
+        <w:tc>
+          <w:tcPr/>
+          <w:p>
+            <w:pPr>
+              <w:pStyle w:val="Compact"/>
+              <w:jc w:val="left"/>
+            </w:pPr>
+            <w:r>
+              <w:t xml:space="preserve">2283</w:t>
             </w:r>
           </w:p>
         </w:tc>
@@ -174,55 +174,55 @@
               <w:jc w:val="left"/>
             </w:pPr>
             <w:r>
-              <w:t xml:space="preserve">13.9</w:t>
-            </w:r>
-          </w:p>
-        </w:tc>
-        <w:tc>
-          <w:tcPr/>
-          <w:p>
-            <w:pPr>
-              <w:pStyle w:val="Compact"/>
-              <w:jc w:val="left"/>
-            </w:pPr>
-            <w:r>
-              <w:t xml:space="preserve">2.9</w:t>
-            </w:r>
-          </w:p>
-        </w:tc>
-        <w:tc>
-          <w:tcPr/>
-          <w:p>
-            <w:pPr>
-              <w:pStyle w:val="Compact"/>
-              <w:jc w:val="left"/>
-            </w:pPr>
-            <w:r>
-              <w:t xml:space="preserve">8.4</w:t>
-            </w:r>
-          </w:p>
-        </w:tc>
-        <w:tc>
-          <w:tcPr/>
-          <w:p>
-            <w:pPr>
-              <w:pStyle w:val="Compact"/>
-              <w:jc w:val="left"/>
-            </w:pPr>
-            <w:r>
-              <w:t xml:space="preserve">13.4</w:t>
-            </w:r>
-          </w:p>
-        </w:tc>
-        <w:tc>
-          <w:tcPr/>
-          <w:p>
-            <w:pPr>
-              <w:pStyle w:val="Compact"/>
-              <w:jc w:val="left"/>
-            </w:pPr>
-            <w:r>
-              <w:t xml:space="preserve">20.2</w:t>
+              <w:t xml:space="preserve">15.2</w:t>
+            </w:r>
+          </w:p>
+        </w:tc>
+        <w:tc>
+          <w:tcPr/>
+          <w:p>
+            <w:pPr>
+              <w:pStyle w:val="Compact"/>
+              <w:jc w:val="left"/>
+            </w:pPr>
+            <w:r>
+              <w:t xml:space="preserve">1.4</w:t>
+            </w:r>
+          </w:p>
+        </w:tc>
+        <w:tc>
+          <w:tcPr/>
+          <w:p>
+            <w:pPr>
+              <w:pStyle w:val="Compact"/>
+              <w:jc w:val="left"/>
+            </w:pPr>
+            <w:r>
+              <w:t xml:space="preserve">8.5</w:t>
+            </w:r>
+          </w:p>
+        </w:tc>
+        <w:tc>
+          <w:tcPr/>
+          <w:p>
+            <w:pPr>
+              <w:pStyle w:val="Compact"/>
+              <w:jc w:val="left"/>
+            </w:pPr>
+            <w:r>
+              <w:t xml:space="preserve">16.1</w:t>
+            </w:r>
+          </w:p>
+        </w:tc>
+        <w:tc>
+          <w:tcPr/>
+          <w:p>
+            <w:pPr>
+              <w:pStyle w:val="Compact"/>
+              <w:jc w:val="left"/>
+            </w:pPr>
+            <w:r>
+              <w:t xml:space="preserve">16.1</w:t>
             </w:r>
           </w:p>
         </w:tc>
@@ -244,19 +244,19 @@
               <w:jc w:val="left"/>
             </w:pPr>
             <w:r>
-              <w:t xml:space="preserve">ln_sales</w:t>
-            </w:r>
-          </w:p>
-        </w:tc>
-        <w:tc>
-          <w:tcPr/>
-          <w:p>
-            <w:pPr>
-              <w:pStyle w:val="Compact"/>
-              <w:jc w:val="left"/>
-            </w:pPr>
-            <w:r>
-              <w:t xml:space="preserve">3348</w:t>
+              <w:t xml:space="preserve">ln_employees</w:t>
+            </w:r>
+          </w:p>
+        </w:tc>
+        <w:tc>
+          <w:tcPr/>
+          <w:p>
+            <w:pPr>
+              <w:pStyle w:val="Compact"/>
+              <w:jc w:val="left"/>
+            </w:pPr>
+            <w:r>
+              <w:t xml:space="preserve">2187</w:t>
             </w:r>
           </w:p>
         </w:tc>
@@ -280,18 +280,6 @@
               <w:jc w:val="left"/>
             </w:pPr>
             <w:r>
-              <w:t xml:space="preserve">17.6</w:t>
-            </w:r>
-          </w:p>
-        </w:tc>
-        <w:tc>
-          <w:tcPr/>
-          <w:p>
-            <w:pPr>
-              <w:pStyle w:val="Compact"/>
-              <w:jc w:val="left"/>
-            </w:pPr>
-            <w:r>
               <w:t xml:space="preserve">3.4</w:t>
             </w:r>
           </w:p>
@@ -304,31 +292,43 @@
               <w:jc w:val="left"/>
             </w:pPr>
             <w:r>
-              <w:t xml:space="preserve">10.6</w:t>
-            </w:r>
-          </w:p>
-        </w:tc>
-        <w:tc>
-          <w:tcPr/>
-          <w:p>
-            <w:pPr>
-              <w:pStyle w:val="Compact"/>
-              <w:jc w:val="left"/>
-            </w:pPr>
-            <w:r>
-              <w:t xml:space="preserve">17.3</w:t>
-            </w:r>
-          </w:p>
-        </w:tc>
-        <w:tc>
-          <w:tcPr/>
-          <w:p>
-            <w:pPr>
-              <w:pStyle w:val="Compact"/>
-              <w:jc w:val="left"/>
-            </w:pPr>
-            <w:r>
-              <w:t xml:space="preserve">25.1</w:t>
+              <w:t xml:space="preserve">1.3</w:t>
+            </w:r>
+          </w:p>
+        </w:tc>
+        <w:tc>
+          <w:tcPr/>
+          <w:p>
+            <w:pPr>
+              <w:pStyle w:val="Compact"/>
+              <w:jc w:val="left"/>
+            </w:pPr>
+            <w:r>
+              <w:t xml:space="preserve">0.0</w:t>
+            </w:r>
+          </w:p>
+        </w:tc>
+        <w:tc>
+          <w:tcPr/>
+          <w:p>
+            <w:pPr>
+              <w:pStyle w:val="Compact"/>
+              <w:jc w:val="left"/>
+            </w:pPr>
+            <w:r>
+              <w:t xml:space="preserve">3.1</w:t>
+            </w:r>
+          </w:p>
+        </w:tc>
+        <w:tc>
+          <w:tcPr/>
+          <w:p>
+            <w:pPr>
+              <w:pStyle w:val="Compact"/>
+              <w:jc w:val="left"/>
+            </w:pPr>
+            <w:r>
+              <w:t xml:space="preserve">10.1</w:t>
             </w:r>
           </w:p>
         </w:tc>
@@ -350,19 +350,19 @@
               <w:jc w:val="left"/>
             </w:pPr>
             <w:r>
-              <w:t xml:space="preserve">competition_intensity</w:t>
-            </w:r>
-          </w:p>
-        </w:tc>
-        <w:tc>
-          <w:tcPr/>
-          <w:p>
-            <w:pPr>
-              <w:pStyle w:val="Compact"/>
-              <w:jc w:val="left"/>
-            </w:pPr>
-            <w:r>
-              <w:t xml:space="preserve">4</w:t>
+              <w:t xml:space="preserve">high_competition</w:t>
+            </w:r>
+          </w:p>
+        </w:tc>
+        <w:tc>
+          <w:tcPr/>
+          <w:p>
+            <w:pPr>
+              <w:pStyle w:val="Compact"/>
+              <w:jc w:val="left"/>
+            </w:pPr>
+            <w:r>
+              <w:t xml:space="preserve">2</w:t>
             </w:r>
           </w:p>
         </w:tc>
@@ -386,19 +386,19 @@
               <w:jc w:val="left"/>
             </w:pPr>
             <w:r>
-              <w:t xml:space="preserve">2.5</w:t>
-            </w:r>
-          </w:p>
-        </w:tc>
-        <w:tc>
-          <w:tcPr/>
-          <w:p>
-            <w:pPr>
-              <w:pStyle w:val="Compact"/>
-              <w:jc w:val="left"/>
-            </w:pPr>
-            <w:r>
-              <w:t xml:space="preserve">0.8</w:t>
+              <w:t xml:space="preserve">0.6</w:t>
+            </w:r>
+          </w:p>
+        </w:tc>
+        <w:tc>
+          <w:tcPr/>
+          <w:p>
+            <w:pPr>
+              <w:pStyle w:val="Compact"/>
+              <w:jc w:val="left"/>
+            </w:pPr>
+            <w:r>
+              <w:t xml:space="preserve">0.5</w:t>
             </w:r>
           </w:p>
         </w:tc>
@@ -422,19 +422,19 @@
               <w:jc w:val="left"/>
             </w:pPr>
             <w:r>
-              <w:t xml:space="preserve">3.0</w:t>
-            </w:r>
-          </w:p>
-        </w:tc>
-        <w:tc>
-          <w:tcPr/>
-          <w:p>
-            <w:pPr>
-              <w:pStyle w:val="Compact"/>
-              <w:jc w:val="left"/>
-            </w:pPr>
-            <w:r>
-              <w:t xml:space="preserve">3.0</w:t>
+              <w:t xml:space="preserve">1.0</w:t>
+            </w:r>
+          </w:p>
+        </w:tc>
+        <w:tc>
+          <w:tcPr/>
+          <w:p>
+            <w:pPr>
+              <w:pStyle w:val="Compact"/>
+              <w:jc w:val="left"/>
+            </w:pPr>
+            <w:r>
+              <w:t xml:space="preserve">1.0</w:t>
             </w:r>
           </w:p>
         </w:tc>
@@ -456,19 +456,7 @@
               <w:jc w:val="left"/>
             </w:pPr>
             <w:r>
-              <w:t xml:space="preserve">informal_competition</w:t>
-            </w:r>
-          </w:p>
-        </w:tc>
-        <w:tc>
-          <w:tcPr/>
-          <w:p>
-            <w:pPr>
-              <w:pStyle w:val="Compact"/>
-              <w:jc w:val="left"/>
-            </w:pPr>
-            <w:r>
-              <w:t xml:space="preserve">3</w:t>
+              <w:t xml:space="preserve">competition_intensity</w:t>
             </w:r>
           </w:p>
         </w:tc>
@@ -492,19 +480,31 @@
               <w:jc w:val="left"/>
             </w:pPr>
             <w:r>
-              <w:t xml:space="preserve">0.6</w:t>
-            </w:r>
-          </w:p>
-        </w:tc>
-        <w:tc>
-          <w:tcPr/>
-          <w:p>
-            <w:pPr>
-              <w:pStyle w:val="Compact"/>
-              <w:jc w:val="left"/>
-            </w:pPr>
-            <w:r>
-              <w:t xml:space="preserve">0.5</w:t>
+              <w:t xml:space="preserve">0</w:t>
+            </w:r>
+          </w:p>
+        </w:tc>
+        <w:tc>
+          <w:tcPr/>
+          <w:p>
+            <w:pPr>
+              <w:pStyle w:val="Compact"/>
+              <w:jc w:val="left"/>
+            </w:pPr>
+            <w:r>
+              <w:t xml:space="preserve">2.5</w:t>
+            </w:r>
+          </w:p>
+        </w:tc>
+        <w:tc>
+          <w:tcPr/>
+          <w:p>
+            <w:pPr>
+              <w:pStyle w:val="Compact"/>
+              <w:jc w:val="left"/>
+            </w:pPr>
+            <w:r>
+              <w:t xml:space="preserve">0.8</w:t>
             </w:r>
           </w:p>
         </w:tc>
@@ -528,19 +528,19 @@
               <w:jc w:val="left"/>
             </w:pPr>
             <w:r>
-              <w:t xml:space="preserve">1.0</w:t>
-            </w:r>
-          </w:p>
-        </w:tc>
-        <w:tc>
-          <w:tcPr/>
-          <w:p>
-            <w:pPr>
-              <w:pStyle w:val="Compact"/>
-              <w:jc w:val="left"/>
-            </w:pPr>
-            <w:r>
-              <w:t xml:space="preserve">1.0</w:t>
+              <w:t xml:space="preserve">3.0</w:t>
+            </w:r>
+          </w:p>
+        </w:tc>
+        <w:tc>
+          <w:tcPr/>
+          <w:p>
+            <w:pPr>
+              <w:pStyle w:val="Compact"/>
+              <w:jc w:val="left"/>
+            </w:pPr>
+            <w:r>
+              <w:t xml:space="preserve">3.0</w:t>
             </w:r>
           </w:p>
         </w:tc>
@@ -562,19 +562,7 @@
               <w:jc w:val="left"/>
             </w:pPr>
             <w:r>
-              <w:t xml:space="preserve">informal_obstacle</w:t>
-            </w:r>
-          </w:p>
-        </w:tc>
-        <w:tc>
-          <w:tcPr/>
-          <w:p>
-            <w:pPr>
-              <w:pStyle w:val="Compact"/>
-              <w:jc w:val="left"/>
-            </w:pPr>
-            <w:r>
-              <w:t xml:space="preserve">6</w:t>
+              <w:t xml:space="preserve">informal_competition</w:t>
             </w:r>
           </w:p>
         </w:tc>
@@ -598,19 +586,31 @@
               <w:jc w:val="left"/>
             </w:pPr>
             <w:r>
-              <w:t xml:space="preserve">1.8</w:t>
-            </w:r>
-          </w:p>
-        </w:tc>
-        <w:tc>
-          <w:tcPr/>
-          <w:p>
-            <w:pPr>
-              <w:pStyle w:val="Compact"/>
-              <w:jc w:val="left"/>
-            </w:pPr>
-            <w:r>
-              <w:t xml:space="preserve">1.4</w:t>
+              <w:t xml:space="preserve">35</w:t>
+            </w:r>
+          </w:p>
+        </w:tc>
+        <w:tc>
+          <w:tcPr/>
+          <w:p>
+            <w:pPr>
+              <w:pStyle w:val="Compact"/>
+              <w:jc w:val="left"/>
+            </w:pPr>
+            <w:r>
+              <w:t xml:space="preserve">0.6</w:t>
+            </w:r>
+          </w:p>
+        </w:tc>
+        <w:tc>
+          <w:tcPr/>
+          <w:p>
+            <w:pPr>
+              <w:pStyle w:val="Compact"/>
+              <w:jc w:val="left"/>
+            </w:pPr>
+            <w:r>
+              <w:t xml:space="preserve">0.5</w:t>
             </w:r>
           </w:p>
         </w:tc>
@@ -634,19 +634,19 @@
               <w:jc w:val="left"/>
             </w:pPr>
             <w:r>
-              <w:t xml:space="preserve">2.0</w:t>
-            </w:r>
-          </w:p>
-        </w:tc>
-        <w:tc>
-          <w:tcPr/>
-          <w:p>
-            <w:pPr>
-              <w:pStyle w:val="Compact"/>
-              <w:jc w:val="left"/>
-            </w:pPr>
-            <w:r>
-              <w:t xml:space="preserve">4.0</w:t>
+              <w:t xml:space="preserve">1.0</w:t>
+            </w:r>
+          </w:p>
+        </w:tc>
+        <w:tc>
+          <w:tcPr/>
+          <w:p>
+            <w:pPr>
+              <w:pStyle w:val="Compact"/>
+              <w:jc w:val="left"/>
+            </w:pPr>
+            <w:r>
+              <w:t xml:space="preserve">1.0</w:t>
             </w:r>
           </w:p>
         </w:tc>
@@ -668,55 +668,43 @@
               <w:jc w:val="left"/>
             </w:pPr>
             <w:r>
-              <w:t xml:space="preserve">ln_employees</w:t>
-            </w:r>
-          </w:p>
-        </w:tc>
-        <w:tc>
-          <w:tcPr/>
-          <w:p>
-            <w:pPr>
-              <w:pStyle w:val="Compact"/>
-              <w:jc w:val="left"/>
-            </w:pPr>
-            <w:r>
-              <w:t xml:space="preserve">1515</w:t>
-            </w:r>
-          </w:p>
-        </w:tc>
-        <w:tc>
-          <w:tcPr/>
-          <w:p>
-            <w:pPr>
-              <w:pStyle w:val="Compact"/>
-              <w:jc w:val="left"/>
-            </w:pPr>
-            <w:r>
-              <w:t xml:space="preserve">0</w:t>
-            </w:r>
-          </w:p>
-        </w:tc>
-        <w:tc>
-          <w:tcPr/>
-          <w:p>
-            <w:pPr>
-              <w:pStyle w:val="Compact"/>
-              <w:jc w:val="left"/>
-            </w:pPr>
-            <w:r>
-              <w:t xml:space="preserve">3.7</w:t>
-            </w:r>
-          </w:p>
-        </w:tc>
-        <w:tc>
-          <w:tcPr/>
-          <w:p>
-            <w:pPr>
-              <w:pStyle w:val="Compact"/>
-              <w:jc w:val="left"/>
-            </w:pPr>
-            <w:r>
-              <w:t xml:space="preserve">1.3</w:t>
+              <w:t xml:space="preserve">informal_obstacle</w:t>
+            </w:r>
+          </w:p>
+        </w:tc>
+        <w:tc>
+          <w:tcPr/>
+          <w:p>
+            <w:pPr>
+              <w:pStyle w:val="Compact"/>
+              <w:jc w:val="left"/>
+            </w:pPr>
+            <w:r>
+              <w:t xml:space="preserve">6</w:t>
+            </w:r>
+          </w:p>
+        </w:tc>
+        <w:tc>
+          <w:tcPr/>
+          <w:p>
+            <w:pPr>
+              <w:pStyle w:val="Compact"/>
+              <w:jc w:val="left"/>
+            </w:pPr>
+            <w:r>
+              <w:t xml:space="preserve">2</w:t>
+            </w:r>
+          </w:p>
+        </w:tc>
+        <w:tc>
+          <w:tcPr/>
+          <w:p>
+            <w:pPr>
+              <w:pStyle w:val="Compact"/>
+              <w:jc w:val="left"/>
+            </w:pPr>
+            <w:r>
+              <w:t xml:space="preserve">1.8</w:t>
             </w:r>
           </w:p>
         </w:tc>
@@ -740,19 +728,31 @@
               <w:jc w:val="left"/>
             </w:pPr>
             <w:r>
-              <w:t xml:space="preserve">3.5</w:t>
-            </w:r>
-          </w:p>
-        </w:tc>
-        <w:tc>
-          <w:tcPr/>
-          <w:p>
-            <w:pPr>
-              <w:pStyle w:val="Compact"/>
-              <w:jc w:val="left"/>
-            </w:pPr>
-            <w:r>
-              <w:t xml:space="preserve">7.1</w:t>
+              <w:t xml:space="preserve">0.0</w:t>
+            </w:r>
+          </w:p>
+        </w:tc>
+        <w:tc>
+          <w:tcPr/>
+          <w:p>
+            <w:pPr>
+              <w:pStyle w:val="Compact"/>
+              <w:jc w:val="left"/>
+            </w:pPr>
+            <w:r>
+              <w:t xml:space="preserve">2.0</w:t>
+            </w:r>
+          </w:p>
+        </w:tc>
+        <w:tc>
+          <w:tcPr/>
+          <w:p>
+            <w:pPr>
+              <w:pStyle w:val="Compact"/>
+              <w:jc w:val="left"/>
+            </w:pPr>
+            <w:r>
+              <w:t xml:space="preserve">4.0</w:t>
             </w:r>
           </w:p>
         </w:tc>
@@ -786,31 +786,31 @@
               <w:jc w:val="left"/>
             </w:pPr>
             <w:r>
-              <w:t xml:space="preserve">80</w:t>
-            </w:r>
-          </w:p>
-        </w:tc>
-        <w:tc>
-          <w:tcPr/>
-          <w:p>
-            <w:pPr>
-              <w:pStyle w:val="Compact"/>
-              <w:jc w:val="left"/>
-            </w:pPr>
-            <w:r>
-              <w:t xml:space="preserve">0</w:t>
-            </w:r>
-          </w:p>
-        </w:tc>
-        <w:tc>
-          <w:tcPr/>
-          <w:p>
-            <w:pPr>
-              <w:pStyle w:val="Compact"/>
-              <w:jc w:val="left"/>
-            </w:pPr>
-            <w:r>
-              <w:t xml:space="preserve">21.0</w:t>
+              <w:t xml:space="preserve">81</w:t>
+            </w:r>
+          </w:p>
+        </w:tc>
+        <w:tc>
+          <w:tcPr/>
+          <w:p>
+            <w:pPr>
+              <w:pStyle w:val="Compact"/>
+              <w:jc w:val="left"/>
+            </w:pPr>
+            <w:r>
+              <w:t xml:space="preserve">55</w:t>
+            </w:r>
+          </w:p>
+        </w:tc>
+        <w:tc>
+          <w:tcPr/>
+          <w:p>
+            <w:pPr>
+              <w:pStyle w:val="Compact"/>
+              <w:jc w:val="left"/>
+            </w:pPr>
+            <w:r>
+              <w:t xml:space="preserve">20.9</w:t>
             </w:r>
           </w:p>
         </w:tc>
@@ -892,43 +892,43 @@
               <w:jc w:val="left"/>
             </w:pPr>
             <w:r>
-              <w:t xml:space="preserve">50</w:t>
-            </w:r>
-          </w:p>
-        </w:tc>
-        <w:tc>
-          <w:tcPr/>
-          <w:p>
-            <w:pPr>
-              <w:pStyle w:val="Compact"/>
-              <w:jc w:val="left"/>
-            </w:pPr>
-            <w:r>
-              <w:t xml:space="preserve">0</w:t>
-            </w:r>
-          </w:p>
-        </w:tc>
-        <w:tc>
-          <w:tcPr/>
-          <w:p>
-            <w:pPr>
-              <w:pStyle w:val="Compact"/>
-              <w:jc w:val="left"/>
-            </w:pPr>
-            <w:r>
-              <w:t xml:space="preserve">20.3</w:t>
-            </w:r>
-          </w:p>
-        </w:tc>
-        <w:tc>
-          <w:tcPr/>
-          <w:p>
-            <w:pPr>
-              <w:pStyle w:val="Compact"/>
-              <w:jc w:val="left"/>
-            </w:pPr>
-            <w:r>
-              <w:t xml:space="preserve">11.8</w:t>
+              <w:t xml:space="preserve">51</w:t>
+            </w:r>
+          </w:p>
+        </w:tc>
+        <w:tc>
+          <w:tcPr/>
+          <w:p>
+            <w:pPr>
+              <w:pStyle w:val="Compact"/>
+              <w:jc w:val="left"/>
+            </w:pPr>
+            <w:r>
+              <w:t xml:space="preserve">1</w:t>
+            </w:r>
+          </w:p>
+        </w:tc>
+        <w:tc>
+          <w:tcPr/>
+          <w:p>
+            <w:pPr>
+              <w:pStyle w:val="Compact"/>
+              <w:jc w:val="left"/>
+            </w:pPr>
+            <w:r>
+              <w:t xml:space="preserve">19.0</w:t>
+            </w:r>
+          </w:p>
+        </w:tc>
+        <w:tc>
+          <w:tcPr/>
+          <w:p>
+            <w:pPr>
+              <w:pStyle w:val="Compact"/>
+              <w:jc w:val="left"/>
+            </w:pPr>
+            <w:r>
+              <w:t xml:space="preserve">11.7</w:t>
             </w:r>
           </w:p>
         </w:tc>
@@ -952,7 +952,7 @@
               <w:jc w:val="left"/>
             </w:pPr>
             <w:r>
-              <w:t xml:space="preserve">20.0</w:t>
+              <w:t xml:space="preserve">17.0</w:t>
             </w:r>
           </w:p>
         </w:tc>
@@ -965,6 +965,430 @@
             </w:pPr>
             <w:r>
               <w:t xml:space="preserve">50.0</w:t>
+            </w:r>
+          </w:p>
+        </w:tc>
+        <w:tc>
+          <w:tcPr/>
+          <w:p>
+            <w:pPr>
+              <w:pStyle w:val="Compact"/>
+            </w:pPr>
+          </w:p>
+        </w:tc>
+      </w:tr>
+      <w:tr>
+        <w:tc>
+          <w:tcPr/>
+          <w:p>
+            <w:pPr>
+              <w:pStyle w:val="Compact"/>
+              <w:jc w:val="left"/>
+            </w:pPr>
+            <w:r>
+              <w:t xml:space="preserve">product_innovation</w:t>
+            </w:r>
+          </w:p>
+        </w:tc>
+        <w:tc>
+          <w:tcPr/>
+          <w:p>
+            <w:pPr>
+              <w:pStyle w:val="Compact"/>
+              <w:jc w:val="left"/>
+            </w:pPr>
+            <w:r>
+              <w:t xml:space="preserve">3</w:t>
+            </w:r>
+          </w:p>
+        </w:tc>
+        <w:tc>
+          <w:tcPr/>
+          <w:p>
+            <w:pPr>
+              <w:pStyle w:val="Compact"/>
+              <w:jc w:val="left"/>
+            </w:pPr>
+            <w:r>
+              <w:t xml:space="preserve">57</w:t>
+            </w:r>
+          </w:p>
+        </w:tc>
+        <w:tc>
+          <w:tcPr/>
+          <w:p>
+            <w:pPr>
+              <w:pStyle w:val="Compact"/>
+              <w:jc w:val="left"/>
+            </w:pPr>
+            <w:r>
+              <w:t xml:space="preserve">0.6</w:t>
+            </w:r>
+          </w:p>
+        </w:tc>
+        <w:tc>
+          <w:tcPr/>
+          <w:p>
+            <w:pPr>
+              <w:pStyle w:val="Compact"/>
+              <w:jc w:val="left"/>
+            </w:pPr>
+            <w:r>
+              <w:t xml:space="preserve">0.5</w:t>
+            </w:r>
+          </w:p>
+        </w:tc>
+        <w:tc>
+          <w:tcPr/>
+          <w:p>
+            <w:pPr>
+              <w:pStyle w:val="Compact"/>
+              <w:jc w:val="left"/>
+            </w:pPr>
+            <w:r>
+              <w:t xml:space="preserve">0.0</w:t>
+            </w:r>
+          </w:p>
+        </w:tc>
+        <w:tc>
+          <w:tcPr/>
+          <w:p>
+            <w:pPr>
+              <w:pStyle w:val="Compact"/>
+              <w:jc w:val="left"/>
+            </w:pPr>
+            <w:r>
+              <w:t xml:space="preserve">1.0</w:t>
+            </w:r>
+          </w:p>
+        </w:tc>
+        <w:tc>
+          <w:tcPr/>
+          <w:p>
+            <w:pPr>
+              <w:pStyle w:val="Compact"/>
+              <w:jc w:val="left"/>
+            </w:pPr>
+            <w:r>
+              <w:t xml:space="preserve">1.0</w:t>
+            </w:r>
+          </w:p>
+        </w:tc>
+        <w:tc>
+          <w:tcPr/>
+          <w:p>
+            <w:pPr>
+              <w:pStyle w:val="Compact"/>
+            </w:pPr>
+          </w:p>
+        </w:tc>
+      </w:tr>
+      <w:tr>
+        <w:tc>
+          <w:tcPr/>
+          <w:p>
+            <w:pPr>
+              <w:pStyle w:val="Compact"/>
+              <w:jc w:val="left"/>
+            </w:pPr>
+            <w:r>
+              <w:t xml:space="preserve">process_innovation</w:t>
+            </w:r>
+          </w:p>
+        </w:tc>
+        <w:tc>
+          <w:tcPr/>
+          <w:p>
+            <w:pPr>
+              <w:pStyle w:val="Compact"/>
+              <w:jc w:val="left"/>
+            </w:pPr>
+            <w:r>
+              <w:t xml:space="preserve">3</w:t>
+            </w:r>
+          </w:p>
+        </w:tc>
+        <w:tc>
+          <w:tcPr/>
+          <w:p>
+            <w:pPr>
+              <w:pStyle w:val="Compact"/>
+              <w:jc w:val="left"/>
+            </w:pPr>
+            <w:r>
+              <w:t xml:space="preserve">57</w:t>
+            </w:r>
+          </w:p>
+        </w:tc>
+        <w:tc>
+          <w:tcPr/>
+          <w:p>
+            <w:pPr>
+              <w:pStyle w:val="Compact"/>
+              <w:jc w:val="left"/>
+            </w:pPr>
+            <w:r>
+              <w:t xml:space="preserve">0.5</w:t>
+            </w:r>
+          </w:p>
+        </w:tc>
+        <w:tc>
+          <w:tcPr/>
+          <w:p>
+            <w:pPr>
+              <w:pStyle w:val="Compact"/>
+              <w:jc w:val="left"/>
+            </w:pPr>
+            <w:r>
+              <w:t xml:space="preserve">0.5</w:t>
+            </w:r>
+          </w:p>
+        </w:tc>
+        <w:tc>
+          <w:tcPr/>
+          <w:p>
+            <w:pPr>
+              <w:pStyle w:val="Compact"/>
+              <w:jc w:val="left"/>
+            </w:pPr>
+            <w:r>
+              <w:t xml:space="preserve">0.0</w:t>
+            </w:r>
+          </w:p>
+        </w:tc>
+        <w:tc>
+          <w:tcPr/>
+          <w:p>
+            <w:pPr>
+              <w:pStyle w:val="Compact"/>
+              <w:jc w:val="left"/>
+            </w:pPr>
+            <w:r>
+              <w:t xml:space="preserve">1.0</w:t>
+            </w:r>
+          </w:p>
+        </w:tc>
+        <w:tc>
+          <w:tcPr/>
+          <w:p>
+            <w:pPr>
+              <w:pStyle w:val="Compact"/>
+              <w:jc w:val="left"/>
+            </w:pPr>
+            <w:r>
+              <w:t xml:space="preserve">1.0</w:t>
+            </w:r>
+          </w:p>
+        </w:tc>
+        <w:tc>
+          <w:tcPr/>
+          <w:p>
+            <w:pPr>
+              <w:pStyle w:val="Compact"/>
+            </w:pPr>
+          </w:p>
+        </w:tc>
+      </w:tr>
+      <w:tr>
+        <w:tc>
+          <w:tcPr/>
+          <w:p>
+            <w:pPr>
+              <w:pStyle w:val="Compact"/>
+              <w:jc w:val="left"/>
+            </w:pPr>
+            <w:r>
+              <w:t xml:space="preserve">any_innovation</w:t>
+            </w:r>
+          </w:p>
+        </w:tc>
+        <w:tc>
+          <w:tcPr/>
+          <w:p>
+            <w:pPr>
+              <w:pStyle w:val="Compact"/>
+              <w:jc w:val="left"/>
+            </w:pPr>
+            <w:r>
+              <w:t xml:space="preserve">3</w:t>
+            </w:r>
+          </w:p>
+        </w:tc>
+        <w:tc>
+          <w:tcPr/>
+          <w:p>
+            <w:pPr>
+              <w:pStyle w:val="Compact"/>
+              <w:jc w:val="left"/>
+            </w:pPr>
+            <w:r>
+              <w:t xml:space="preserve">57</w:t>
+            </w:r>
+          </w:p>
+        </w:tc>
+        <w:tc>
+          <w:tcPr/>
+          <w:p>
+            <w:pPr>
+              <w:pStyle w:val="Compact"/>
+              <w:jc w:val="left"/>
+            </w:pPr>
+            <w:r>
+              <w:t xml:space="preserve">0.7</w:t>
+            </w:r>
+          </w:p>
+        </w:tc>
+        <w:tc>
+          <w:tcPr/>
+          <w:p>
+            <w:pPr>
+              <w:pStyle w:val="Compact"/>
+              <w:jc w:val="left"/>
+            </w:pPr>
+            <w:r>
+              <w:t xml:space="preserve">0.5</w:t>
+            </w:r>
+          </w:p>
+        </w:tc>
+        <w:tc>
+          <w:tcPr/>
+          <w:p>
+            <w:pPr>
+              <w:pStyle w:val="Compact"/>
+              <w:jc w:val="left"/>
+            </w:pPr>
+            <w:r>
+              <w:t xml:space="preserve">0.0</w:t>
+            </w:r>
+          </w:p>
+        </w:tc>
+        <w:tc>
+          <w:tcPr/>
+          <w:p>
+            <w:pPr>
+              <w:pStyle w:val="Compact"/>
+              <w:jc w:val="left"/>
+            </w:pPr>
+            <w:r>
+              <w:t xml:space="preserve">1.0</w:t>
+            </w:r>
+          </w:p>
+        </w:tc>
+        <w:tc>
+          <w:tcPr/>
+          <w:p>
+            <w:pPr>
+              <w:pStyle w:val="Compact"/>
+              <w:jc w:val="left"/>
+            </w:pPr>
+            <w:r>
+              <w:t xml:space="preserve">1.0</w:t>
+            </w:r>
+          </w:p>
+        </w:tc>
+        <w:tc>
+          <w:tcPr/>
+          <w:p>
+            <w:pPr>
+              <w:pStyle w:val="Compact"/>
+            </w:pPr>
+          </w:p>
+        </w:tc>
+      </w:tr>
+      <w:tr>
+        <w:tc>
+          <w:tcPr/>
+          <w:p>
+            <w:pPr>
+              <w:pStyle w:val="Compact"/>
+              <w:jc w:val="left"/>
+            </w:pPr>
+            <w:r>
+              <w:t xml:space="preserve">price_increase</w:t>
+            </w:r>
+          </w:p>
+        </w:tc>
+        <w:tc>
+          <w:tcPr/>
+          <w:p>
+            <w:pPr>
+              <w:pStyle w:val="Compact"/>
+              <w:jc w:val="left"/>
+            </w:pPr>
+            <w:r>
+              <w:t xml:space="preserve">3</w:t>
+            </w:r>
+          </w:p>
+        </w:tc>
+        <w:tc>
+          <w:tcPr/>
+          <w:p>
+            <w:pPr>
+              <w:pStyle w:val="Compact"/>
+              <w:jc w:val="left"/>
+            </w:pPr>
+            <w:r>
+              <w:t xml:space="preserve">47</w:t>
+            </w:r>
+          </w:p>
+        </w:tc>
+        <w:tc>
+          <w:tcPr/>
+          <w:p>
+            <w:pPr>
+              <w:pStyle w:val="Compact"/>
+              <w:jc w:val="left"/>
+            </w:pPr>
+            <w:r>
+              <w:t xml:space="preserve">0.5</w:t>
+            </w:r>
+          </w:p>
+        </w:tc>
+        <w:tc>
+          <w:tcPr/>
+          <w:p>
+            <w:pPr>
+              <w:pStyle w:val="Compact"/>
+              <w:jc w:val="left"/>
+            </w:pPr>
+            <w:r>
+              <w:t xml:space="preserve">0.5</w:t>
+            </w:r>
+          </w:p>
+        </w:tc>
+        <w:tc>
+          <w:tcPr/>
+          <w:p>
+            <w:pPr>
+              <w:pStyle w:val="Compact"/>
+              <w:jc w:val="left"/>
+            </w:pPr>
+            <w:r>
+              <w:t xml:space="preserve">0.0</w:t>
+            </w:r>
+          </w:p>
+        </w:tc>
+        <w:tc>
+          <w:tcPr/>
+          <w:p>
+            <w:pPr>
+              <w:pStyle w:val="Compact"/>
+              <w:jc w:val="left"/>
+            </w:pPr>
+            <w:r>
+              <w:t xml:space="preserve">1.0</w:t>
+            </w:r>
+          </w:p>
+        </w:tc>
+        <w:tc>
+          <w:tcPr/>
+          <w:p>
+            <w:pPr>
+              <w:pStyle w:val="Compact"/>
+              <w:jc w:val="left"/>
+            </w:pPr>
+            <w:r>
+              <w:t xml:space="preserve">1.0</w:t>
             </w:r>
           </w:p>
         </w:tc>
